--- a/Aglie-Scrum_LangHongPhuc_De06.docx
+++ b/Aglie-Scrum_LangHongPhuc_De06.docx
@@ -4308,6 +4308,30 @@
                 <w:szCs w:val="24"/>
               </w:rPr>
             </w:pPr>
+            <w:r>
+              <w:rPr>
+                <w:rFonts w:ascii="Times New Roman" w:eastAsia="Times New Roman" w:hAnsi="Times New Roman" w:cs="Times New Roman"/>
+                <w:sz w:val="24"/>
+                <w:szCs w:val="24"/>
+              </w:rPr>
+              <w:t>Hoàn</w:t>
+            </w:r>
+            <w:r>
+              <w:rPr>
+                <w:rFonts w:ascii="Times New Roman" w:eastAsia="Times New Roman" w:hAnsi="Times New Roman" w:cs="Times New Roman"/>
+                <w:sz w:val="24"/>
+                <w:szCs w:val="24"/>
+              </w:rPr>
+              <w:t xml:space="preserve"> thành các chức năng đăng nhập, nhận thông báo phân công lịch trình của công nhân, xem chi phiếu công việc của mình và xác nhận hoàn thành bằng cách chụp </w:t>
+            </w:r>
+            <w:r>
+              <w:rPr>
+                <w:rFonts w:ascii="Times New Roman" w:eastAsia="Times New Roman" w:hAnsi="Times New Roman" w:cs="Times New Roman"/>
+                <w:sz w:val="24"/>
+                <w:szCs w:val="24"/>
+              </w:rPr>
+              <w:t>ảnh.</w:t>
+            </w:r>
           </w:p>
         </w:tc>
       </w:tr>
@@ -5595,120 +5619,120 @@
                 <w:szCs w:val="24"/>
                 <w:lang w:val="en-US"/>
               </w:rPr>
+              <w:t>Stakeholders</w:t>
+            </w:r>
+          </w:p>
+        </w:tc>
+        <w:tc>
+          <w:tcPr>
+            <w:tcW w:w="2256" w:type="dxa"/>
+            <w:tcMar>
+              <w:top w:w="60" w:type="dxa"/>
+              <w:left w:w="60" w:type="dxa"/>
+              <w:bottom w:w="60" w:type="dxa"/>
+              <w:right w:w="60" w:type="dxa"/>
+            </w:tcMar>
+          </w:tcPr>
+          <w:p>
+            <w:pPr>
+              <w:pBdr>
+                <w:top w:val="nil"/>
+                <w:left w:val="nil"/>
+                <w:bottom w:val="nil"/>
+                <w:right w:val="nil"/>
+                <w:between w:val="nil"/>
+              </w:pBdr>
+              <w:spacing w:line="276" w:lineRule="auto"/>
+              <w:rPr>
+                <w:rFonts w:ascii="Times New Roman" w:eastAsia="Times New Roman" w:hAnsi="Times New Roman" w:cs="Times New Roman"/>
+                <w:sz w:val="24"/>
+                <w:szCs w:val="24"/>
+              </w:rPr>
+            </w:pPr>
+            <w:r>
+              <w:rPr>
+                <w:rFonts w:ascii="Times New Roman" w:eastAsia="Times New Roman" w:hAnsi="Times New Roman" w:cs="Times New Roman"/>
+                <w:sz w:val="24"/>
+                <w:szCs w:val="24"/>
+                <w:lang w:val="en-US"/>
+              </w:rPr>
+              <w:t>Product Owner</w:t>
+            </w:r>
+          </w:p>
+        </w:tc>
+        <w:tc>
+          <w:tcPr>
+            <w:tcW w:w="2256" w:type="dxa"/>
+            <w:tcMar>
+              <w:top w:w="60" w:type="dxa"/>
+              <w:left w:w="60" w:type="dxa"/>
+              <w:bottom w:w="60" w:type="dxa"/>
+              <w:right w:w="60" w:type="dxa"/>
+            </w:tcMar>
+          </w:tcPr>
+          <w:p>
+            <w:pPr>
+              <w:pBdr>
+                <w:top w:val="nil"/>
+                <w:left w:val="nil"/>
+                <w:bottom w:val="nil"/>
+                <w:right w:val="nil"/>
+                <w:between w:val="nil"/>
+              </w:pBdr>
+              <w:spacing w:line="276" w:lineRule="auto"/>
+              <w:rPr>
+                <w:rFonts w:ascii="Times New Roman" w:eastAsia="Times New Roman" w:hAnsi="Times New Roman" w:cs="Times New Roman"/>
+                <w:sz w:val="24"/>
+                <w:szCs w:val="24"/>
+                <w:lang w:val="en-US"/>
+              </w:rPr>
+            </w:pPr>
+            <w:r>
+              <w:rPr>
+                <w:rFonts w:ascii="Times New Roman" w:eastAsia="Times New Roman" w:hAnsi="Times New Roman" w:cs="Times New Roman"/>
+                <w:sz w:val="24"/>
+                <w:szCs w:val="24"/>
+                <w:lang w:val="en-US"/>
+              </w:rPr>
+              <w:t>Scrum Master</w:t>
+            </w:r>
+          </w:p>
+        </w:tc>
+        <w:tc>
+          <w:tcPr>
+            <w:tcW w:w="2256" w:type="dxa"/>
+            <w:tcMar>
+              <w:top w:w="60" w:type="dxa"/>
+              <w:left w:w="60" w:type="dxa"/>
+              <w:bottom w:w="60" w:type="dxa"/>
+              <w:right w:w="60" w:type="dxa"/>
+            </w:tcMar>
+          </w:tcPr>
+          <w:p>
+            <w:pPr>
+              <w:pBdr>
+                <w:top w:val="nil"/>
+                <w:left w:val="nil"/>
+                <w:bottom w:val="nil"/>
+                <w:right w:val="nil"/>
+                <w:between w:val="nil"/>
+              </w:pBdr>
+              <w:spacing w:line="276" w:lineRule="auto"/>
+              <w:rPr>
+                <w:rFonts w:ascii="Times New Roman" w:eastAsia="Times New Roman" w:hAnsi="Times New Roman" w:cs="Times New Roman"/>
+                <w:sz w:val="24"/>
+                <w:szCs w:val="24"/>
+                <w:lang w:val="en-US"/>
+              </w:rPr>
+            </w:pPr>
+            <w:r>
+              <w:rPr>
+                <w:rFonts w:ascii="Times New Roman" w:eastAsia="Times New Roman" w:hAnsi="Times New Roman" w:cs="Times New Roman"/>
+                <w:sz w:val="24"/>
+                <w:szCs w:val="24"/>
+                <w:lang w:val="en-US"/>
+              </w:rPr>
               <w:t>Developers</w:t>
-            </w:r>
-          </w:p>
-        </w:tc>
-        <w:tc>
-          <w:tcPr>
-            <w:tcW w:w="2256" w:type="dxa"/>
-            <w:tcMar>
-              <w:top w:w="60" w:type="dxa"/>
-              <w:left w:w="60" w:type="dxa"/>
-              <w:bottom w:w="60" w:type="dxa"/>
-              <w:right w:w="60" w:type="dxa"/>
-            </w:tcMar>
-          </w:tcPr>
-          <w:p>
-            <w:pPr>
-              <w:pBdr>
-                <w:top w:val="nil"/>
-                <w:left w:val="nil"/>
-                <w:bottom w:val="nil"/>
-                <w:right w:val="nil"/>
-                <w:between w:val="nil"/>
-              </w:pBdr>
-              <w:spacing w:line="276" w:lineRule="auto"/>
-              <w:rPr>
-                <w:rFonts w:ascii="Times New Roman" w:eastAsia="Times New Roman" w:hAnsi="Times New Roman" w:cs="Times New Roman"/>
-                <w:sz w:val="24"/>
-                <w:szCs w:val="24"/>
-              </w:rPr>
-            </w:pPr>
-            <w:r>
-              <w:rPr>
-                <w:rFonts w:ascii="Times New Roman" w:eastAsia="Times New Roman" w:hAnsi="Times New Roman" w:cs="Times New Roman"/>
-                <w:sz w:val="24"/>
-                <w:szCs w:val="24"/>
-                <w:lang w:val="en-US"/>
-              </w:rPr>
-              <w:t>Scrum Master</w:t>
-            </w:r>
-          </w:p>
-        </w:tc>
-        <w:tc>
-          <w:tcPr>
-            <w:tcW w:w="2256" w:type="dxa"/>
-            <w:tcMar>
-              <w:top w:w="60" w:type="dxa"/>
-              <w:left w:w="60" w:type="dxa"/>
-              <w:bottom w:w="60" w:type="dxa"/>
-              <w:right w:w="60" w:type="dxa"/>
-            </w:tcMar>
-          </w:tcPr>
-          <w:p>
-            <w:pPr>
-              <w:pBdr>
-                <w:top w:val="nil"/>
-                <w:left w:val="nil"/>
-                <w:bottom w:val="nil"/>
-                <w:right w:val="nil"/>
-                <w:between w:val="nil"/>
-              </w:pBdr>
-              <w:spacing w:line="276" w:lineRule="auto"/>
-              <w:rPr>
-                <w:rFonts w:ascii="Times New Roman" w:eastAsia="Times New Roman" w:hAnsi="Times New Roman" w:cs="Times New Roman"/>
-                <w:sz w:val="24"/>
-                <w:szCs w:val="24"/>
-                <w:lang w:val="en-US"/>
-              </w:rPr>
-            </w:pPr>
-            <w:r>
-              <w:rPr>
-                <w:rFonts w:ascii="Times New Roman" w:eastAsia="Times New Roman" w:hAnsi="Times New Roman" w:cs="Times New Roman"/>
-                <w:sz w:val="24"/>
-                <w:szCs w:val="24"/>
-                <w:lang w:val="en-US"/>
-              </w:rPr>
-              <w:t>Stakeholders</w:t>
-            </w:r>
-          </w:p>
-        </w:tc>
-        <w:tc>
-          <w:tcPr>
-            <w:tcW w:w="2256" w:type="dxa"/>
-            <w:tcMar>
-              <w:top w:w="60" w:type="dxa"/>
-              <w:left w:w="60" w:type="dxa"/>
-              <w:bottom w:w="60" w:type="dxa"/>
-              <w:right w:w="60" w:type="dxa"/>
-            </w:tcMar>
-          </w:tcPr>
-          <w:p>
-            <w:pPr>
-              <w:pBdr>
-                <w:top w:val="nil"/>
-                <w:left w:val="nil"/>
-                <w:bottom w:val="nil"/>
-                <w:right w:val="nil"/>
-                <w:between w:val="nil"/>
-              </w:pBdr>
-              <w:spacing w:line="276" w:lineRule="auto"/>
-              <w:rPr>
-                <w:rFonts w:ascii="Times New Roman" w:eastAsia="Times New Roman" w:hAnsi="Times New Roman" w:cs="Times New Roman"/>
-                <w:sz w:val="24"/>
-                <w:szCs w:val="24"/>
-                <w:lang w:val="en-US"/>
-              </w:rPr>
-            </w:pPr>
-            <w:r>
-              <w:rPr>
-                <w:rFonts w:ascii="Times New Roman" w:eastAsia="Times New Roman" w:hAnsi="Times New Roman" w:cs="Times New Roman"/>
-                <w:sz w:val="24"/>
-                <w:szCs w:val="24"/>
-                <w:lang w:val="en-US"/>
-              </w:rPr>
-              <w:t>Product Owner</w:t>
             </w:r>
           </w:p>
         </w:tc>
